--- a/os-lab3/Lab3_IlieCovali_FAF-243.docx
+++ b/os-lab3/Lab3_IlieCovali_FAF-243.docx
@@ -2,32 +2,35 @@
 <file path=word/document.xml><?xml version="1.0" encoding="utf-8"?>
 <w:document xmlns:w="http://schemas.openxmlformats.org/wordprocessingml/2006/main" xmlns:m="http://schemas.openxmlformats.org/officeDocument/2006/math" xmlns:r="http://schemas.openxmlformats.org/officeDocument/2006/relationships" xmlns:o="urn:schemas-microsoft-com:office:office" xmlns:v="urn:schemas-microsoft-com:vml" xmlns:w10="urn:schemas-microsoft-com:office:word" xmlns:a="http://schemas.openxmlformats.org/drawingml/2006/main" xmlns:pic="http://schemas.openxmlformats.org/drawingml/2006/picture" xmlns:wp="http://schemas.openxmlformats.org/drawingml/2006/wordprocessingDrawing">
   <w:body>
-    <w:bookmarkStart w:id="48" w:name="_c5088a65b4edc3fbc806d552f9be52abc8822c0"/>
     <w:p>
       <w:pPr>
         <w:pStyle w:val="Heading1"/>
       </w:pPr>
+      <w:bookmarkStart w:id="9" w:name="_c5088a65b4edc3fbc806d552f9be52abc8822c0"/>
       <w:r>
         <w:t xml:space="preserve">Operating Systems · FCIM / FAF · UTM · 2026-2027</w:t>
       </w:r>
-    </w:p>
-    <w:bookmarkStart w:id="10" w:name="_0069a1dd103877f7e57e6a5a5cf2b93549f56b9"/>
+      <w:bookmarkEnd w:id="9"/>
+    </w:p>
     <w:p>
       <w:pPr>
         <w:pStyle w:val="Heading2"/>
       </w:pPr>
+      <w:bookmarkStart w:id="10" w:name="_0069a1dd103877f7e57e6a5a5cf2b93549f56b9"/>
       <w:r>
         <w:t xml:space="preserve">Lab 3 · The Command Line: Shell, Pipes and Text Filters</w:t>
       </w:r>
-    </w:p>
-    <w:bookmarkStart w:id="9" w:name="_e0dd80fa7ae9b37ea1ae2aa784984f58676d942"/>
+      <w:bookmarkEnd w:id="10"/>
+    </w:p>
     <w:p>
       <w:pPr>
         <w:pStyle w:val="Heading3"/>
       </w:pPr>
+      <w:bookmarkStart w:id="11" w:name="_e0dd80fa7ae9b37ea1ae2aa784984f58676d942"/>
       <w:r>
         <w:t xml:space="preserve">Metadata &amp; Environment</w:t>
       </w:r>
+      <w:bookmarkEnd w:id="11"/>
     </w:p>
     <w:p>
       <w:pPr>
@@ -230,16 +233,15 @@
         </w:pict>
       </w:r>
     </w:p>
-    <w:bookmarkEnd w:id="9"/>
-    <w:bookmarkEnd w:id="10"/>
-    <w:bookmarkStart w:id="11" w:name="_79bae9dfd081c048554c3e4a17a1014fa2a52be"/>
     <w:p>
       <w:pPr>
         <w:pStyle w:val="Heading2"/>
       </w:pPr>
+      <w:bookmarkStart w:id="12" w:name="_79bae9dfd081c048554c3e4a17a1014fa2a52be"/>
       <w:r>
         <w:t xml:space="preserve">Purpose of the Work</w:t>
       </w:r>
+      <w:bookmarkEnd w:id="12"/>
     </w:p>
     <w:p>
       <w:pPr>
@@ -584,24 +586,25 @@
         </w:pict>
       </w:r>
     </w:p>
-    <w:bookmarkEnd w:id="11"/>
-    <w:bookmarkStart w:id="14" w:name="_91f2ad78056dbcccdb2f4d0c47c0483d7848d38"/>
     <w:p>
       <w:pPr>
         <w:pStyle w:val="Heading2"/>
       </w:pPr>
+      <w:bookmarkStart w:id="13" w:name="_91f2ad78056dbcccdb2f4d0c47c0483d7848d38"/>
       <w:r>
         <w:t xml:space="preserve">Setup &amp; Dataset Initialization</w:t>
       </w:r>
-    </w:p>
-    <w:bookmarkStart w:id="12" w:name="_a45c6a9cd03a4a39db1b0be52519583388625a2"/>
+      <w:bookmarkEnd w:id="13"/>
+    </w:p>
     <w:p>
       <w:pPr>
         <w:pStyle w:val="Heading3"/>
       </w:pPr>
+      <w:bookmarkStart w:id="14" w:name="_a45c6a9cd03a4a39db1b0be52519583388625a2"/>
       <w:r>
         <w:t xml:space="preserve">1. Verification of System Environment</w:t>
       </w:r>
+      <w:bookmarkEnd w:id="14"/>
     </w:p>
     <w:p>
       <w:pPr>
@@ -791,12 +794,11 @@
         <w:t xml:space="preserve">)</w:t>
       </w:r>
     </w:p>
-    <w:bookmarkEnd w:id="12"/>
-    <w:bookmarkStart w:id="13" w:name="_da254808cb29dc0779e39724d15af185c9c0966"/>
     <w:p>
       <w:pPr>
         <w:pStyle w:val="Heading3"/>
       </w:pPr>
+      <w:bookmarkStart w:id="15" w:name="_da254808cb29dc0779e39724d15af185c9c0966"/>
       <w:r>
         <w:t xml:space="preserve">2. Dataset Generation (</w:t>
       </w:r>
@@ -809,6 +811,7 @@
       <w:r>
         <w:t xml:space="preserve">)</w:t>
       </w:r>
+      <w:bookmarkEnd w:id="15"/>
     </w:p>
     <w:p>
       <w:pPr>
@@ -1463,25 +1466,25 @@
         </w:pict>
       </w:r>
     </w:p>
-    <w:bookmarkEnd w:id="13"/>
-    <w:bookmarkEnd w:id="14"/>
-    <w:bookmarkStart w:id="20" w:name="_d1ab07a691c4034d3068f5e3aa4a80cd35ec8df"/>
     <w:p>
       <w:pPr>
         <w:pStyle w:val="Heading2"/>
       </w:pPr>
+      <w:bookmarkStart w:id="16" w:name="_d1ab07a691c4034d3068f5e3aa4a80cd35ec8df"/>
       <w:r>
         <w:t xml:space="preserve">Part 1. Move Fast, Find Help</w:t>
       </w:r>
-    </w:p>
-    <w:bookmarkStart w:id="15" w:name="_e169c99e314a12aed9d3c4bdb7d6cfd35ece4d7"/>
+      <w:bookmarkEnd w:id="16"/>
+    </w:p>
     <w:p>
       <w:pPr>
         <w:pStyle w:val="Heading3"/>
       </w:pPr>
+      <w:bookmarkStart w:id="17" w:name="_e169c99e314a12aed9d3c4bdb7d6cfd35ece4d7"/>
       <w:r>
         <w:t xml:space="preserve">1. Interactive Completion and History Navigation</w:t>
       </w:r>
+      <w:bookmarkEnd w:id="17"/>
     </w:p>
     <w:p>
       <w:pPr>
@@ -1861,15 +1864,15 @@
         <w:t xml:space="preserve">executes the recalled line immediately, avoiding redundant re-typing.</w:t>
       </w:r>
     </w:p>
-    <w:bookmarkEnd w:id="15"/>
-    <w:bookmarkStart w:id="16" w:name="_41918bfb4c0677c4a487d2aed3a399ef0f65ace"/>
     <w:p>
       <w:pPr>
         <w:pStyle w:val="Heading3"/>
       </w:pPr>
+      <w:bookmarkStart w:id="18" w:name="_41918bfb4c0677c4a487d2aed3a399ef0f65ace"/>
       <w:r>
         <w:t xml:space="preserve">2. Identifying Built-in vs. External Commands</w:t>
       </w:r>
+      <w:bookmarkEnd w:id="18"/>
     </w:p>
     <w:p>
       <w:pPr>
@@ -2014,15 +2017,15 @@
         <w:t xml:space="preserve">/usr/bin/ls</w:t>
       </w:r>
     </w:p>
-    <w:bookmarkEnd w:id="16"/>
-    <w:bookmarkStart w:id="17" w:name="_62b0859ad4a90329bbbcb5198d673640b44ade3"/>
     <w:p>
       <w:pPr>
         <w:pStyle w:val="Heading3"/>
       </w:pPr>
+      <w:bookmarkStart w:id="19" w:name="_62b0859ad4a90329bbbcb5198d673640b44ade3"/>
       <w:r>
         <w:t xml:space="preserve">3. PATH Inspection &amp; Exit Code on Missing Command</w:t>
       </w:r>
+      <w:bookmarkEnd w:id="19"/>
     </w:p>
     <w:p>
       <w:pPr>
@@ -2321,15 +2324,15 @@
         <w:t xml:space="preserve"> code: 127</w:t>
       </w:r>
     </w:p>
-    <w:bookmarkEnd w:id="17"/>
-    <w:bookmarkStart w:id="18" w:name="_f5be6d6e3be6314ea7fcd724dd45ca147eb1613"/>
     <w:p>
       <w:pPr>
         <w:pStyle w:val="Heading3"/>
       </w:pPr>
+      <w:bookmarkStart w:id="20" w:name="_f5be6d6e3be6314ea7fcd724dd45ca147eb1613"/>
       <w:r>
         <w:t xml:space="preserve">4. Built-in Help and Offline Manuals</w:t>
       </w:r>
+      <w:bookmarkEnd w:id="20"/>
     </w:p>
     <w:p>
       <w:pPr>
@@ -2448,15 +2451,15 @@
         <w:t xml:space="preserve">: Outputs usage documentation for Bash built-in commands which do not have standalone man pages.</w:t>
       </w:r>
     </w:p>
-    <w:bookmarkEnd w:id="18"/>
-    <w:bookmarkStart w:id="19" w:name="_73aa3456bc3fdc59fed4d2c69169d6a091ad520"/>
     <w:p>
       <w:pPr>
         <w:pStyle w:val="Heading3"/>
       </w:pPr>
+      <w:bookmarkStart w:id="21" w:name="_73aa3456bc3fdc59fed4d2c69169d6a091ad520"/>
       <w:r>
         <w:t xml:space="preserve">Observe (Part 1 Answers)</w:t>
       </w:r>
+      <w:bookmarkEnd w:id="21"/>
     </w:p>
     <w:p>
       <w:pPr>
@@ -2892,25 +2895,25 @@
         </w:pict>
       </w:r>
     </w:p>
-    <w:bookmarkEnd w:id="19"/>
-    <w:bookmarkEnd w:id="20"/>
-    <w:bookmarkStart w:id="24" w:name="_a8b585669a6dc2fad98b2d90dd050527b41ada8"/>
     <w:p>
       <w:pPr>
         <w:pStyle w:val="Heading2"/>
       </w:pPr>
+      <w:bookmarkStart w:id="22" w:name="_a8b585669a6dc2fad98b2d90dd050527b41ada8"/>
       <w:r>
         <w:t xml:space="preserve">Part 2. What the Shell Does to Your Line</w:t>
       </w:r>
-    </w:p>
-    <w:bookmarkStart w:id="21" w:name="_805a3187595b4c476bd5dcc1144a5ee989199a8"/>
+      <w:bookmarkEnd w:id="22"/>
+    </w:p>
     <w:p>
       <w:pPr>
         <w:pStyle w:val="Heading3"/>
       </w:pPr>
+      <w:bookmarkStart w:id="23" w:name="_805a3187595b4c476bd5dcc1144a5ee989199a8"/>
       <w:r>
         <w:t xml:space="preserve">1. Test Directory Setup</w:t>
       </w:r>
+      <w:bookmarkEnd w:id="23"/>
     </w:p>
     <w:p>
       <w:pPr>
@@ -3034,15 +3037,15 @@
         <w:t xml:space="preserve">   b.c   file1.txt   file2.txt   notes.txt</w:t>
       </w:r>
     </w:p>
-    <w:bookmarkEnd w:id="21"/>
-    <w:bookmarkStart w:id="22" w:name="_2404a850ba74a1244cf0fe19243911329ea5d0c"/>
     <w:p>
       <w:pPr>
         <w:pStyle w:val="Heading3"/>
       </w:pPr>
+      <w:bookmarkStart w:id="24" w:name="_2404a850ba74a1244cf0fe19243911329ea5d0c"/>
       <w:r>
         <w:t xml:space="preserve">2. Prediction vs. Real Output Analysis</w:t>
       </w:r>
+      <w:bookmarkEnd w:id="24"/>
     </w:p>
     <w:p>
       <w:pPr>
@@ -4166,15 +4169,15 @@
         <w:t xml:space="preserve">$HOME</w:t>
       </w:r>
     </w:p>
-    <w:bookmarkEnd w:id="22"/>
-    <w:bookmarkStart w:id="23" w:name="_363762c5bbaf1a75279208339e19ee7be728358"/>
     <w:p>
       <w:pPr>
         <w:pStyle w:val="Heading3"/>
       </w:pPr>
+      <w:bookmarkStart w:id="25" w:name="_363762c5bbaf1a75279208339e19ee7be728358"/>
       <w:r>
         <w:t xml:space="preserve">Observe (Part 2 Answers)</w:t>
       </w:r>
+      <w:bookmarkEnd w:id="25"/>
     </w:p>
     <w:p>
       <w:pPr>
@@ -4724,25 +4727,25 @@
         </w:pict>
       </w:r>
     </w:p>
-    <w:bookmarkEnd w:id="23"/>
-    <w:bookmarkEnd w:id="24"/>
-    <w:bookmarkStart w:id="30" w:name="_bf0bb547b2ac116b2fd0ee7530fa4b40f93f282"/>
     <w:p>
       <w:pPr>
         <w:pStyle w:val="Heading2"/>
       </w:pPr>
+      <w:bookmarkStart w:id="26" w:name="_bf0bb547b2ac116b2fd0ee7530fa4b40f93f282"/>
       <w:r>
         <w:t xml:space="preserve">Part 3. Redirection, Chaining and Jobs</w:t>
       </w:r>
-    </w:p>
-    <w:bookmarkStart w:id="25" w:name="_d481a953582e49f3313566e3bba59b5fdd822cc"/>
+      <w:bookmarkEnd w:id="26"/>
+    </w:p>
     <w:p>
       <w:pPr>
         <w:pStyle w:val="Heading3"/>
       </w:pPr>
+      <w:bookmarkStart w:id="27" w:name="_d481a953582e49f3313566e3bba59b5fdd822cc"/>
       <w:r>
         <w:t xml:space="preserve">1. Directing Standard Streams</w:t>
       </w:r>
+      <w:bookmarkEnd w:id="27"/>
     </w:p>
     <w:p>
       <w:pPr>
@@ -4899,15 +4902,15 @@
         <w:t xml:space="preserve">: No such file or directory</w:t>
       </w:r>
     </w:p>
-    <w:bookmarkEnd w:id="25"/>
-    <w:bookmarkStart w:id="26" w:name="_6bcbca359ce617e84b9bc5babc69fe721a594c1"/>
     <w:p>
       <w:pPr>
         <w:pStyle w:val="Heading3"/>
       </w:pPr>
+      <w:bookmarkStart w:id="28" w:name="_6bcbca359ce617e84b9bc5babc69fe721a594c1"/>
       <w:r>
         <w:t xml:space="preserve">2. Evaluating Redirection Order</w:t>
       </w:r>
+      <w:bookmarkEnd w:id="28"/>
     </w:p>
     <w:p>
       <w:pPr>
@@ -5165,15 +5168,15 @@
         <w:t xml:space="preserve"> not in all_b.txt</w:t>
       </w:r>
     </w:p>
-    <w:bookmarkEnd w:id="26"/>
-    <w:bookmarkStart w:id="27" w:name="_63ead2df7735de6cc4726953d016d4a087810ef"/>
     <w:p>
       <w:pPr>
         <w:pStyle w:val="Heading3"/>
       </w:pPr>
+      <w:bookmarkStart w:id="29" w:name="_63ead2df7735de6cc4726953d016d4a087810ef"/>
       <w:r>
         <w:t xml:space="preserve">3. Append, Stdin Redirection, and Conditional Chaining</w:t>
       </w:r>
+      <w:bookmarkEnd w:id="29"/>
     </w:p>
     <w:p>
       <w:pPr>
@@ -5570,15 +5573,15 @@
         <w:t xml:space="preserve"> am in /home/ilie/Documents/SO/os-lab3/tmp</w:t>
       </w:r>
     </w:p>
-    <w:bookmarkEnd w:id="27"/>
-    <w:bookmarkStart w:id="28" w:name="_4da4fb4fb0d49e1aaf608b02e6df3e30dcfbc02"/>
     <w:p>
       <w:pPr>
         <w:pStyle w:val="Heading3"/>
       </w:pPr>
+      <w:bookmarkStart w:id="30" w:name="_4da4fb4fb0d49e1aaf608b02e6df3e30dcfbc02"/>
       <w:r>
         <w:t xml:space="preserve">4. Background Job Management</w:t>
       </w:r>
+      <w:bookmarkEnd w:id="30"/>
     </w:p>
     <w:p>
       <w:pPr>
@@ -5699,15 +5702,15 @@
         <w:t xml:space="preserve"> jobs</w:t>
       </w:r>
     </w:p>
-    <w:bookmarkEnd w:id="28"/>
-    <w:bookmarkStart w:id="29" w:name="_7ac71985bd3d6798532efb20ab41f35025b04ed"/>
     <w:p>
       <w:pPr>
         <w:pStyle w:val="Heading3"/>
       </w:pPr>
+      <w:bookmarkStart w:id="31" w:name="_7ac71985bd3d6798532efb20ab41f35025b04ed"/>
       <w:r>
         <w:t xml:space="preserve">Observe (Part 3 Answers)</w:t>
       </w:r>
+      <w:bookmarkEnd w:id="31"/>
     </w:p>
     <w:p>
       <w:pPr>
@@ -6393,16 +6396,15 @@
         </w:pict>
       </w:r>
     </w:p>
-    <w:bookmarkEnd w:id="29"/>
-    <w:bookmarkEnd w:id="30"/>
-    <w:bookmarkStart w:id="41" w:name="_4e1feb6d566da0ec9dbaf91b2cd24a4abd2ee68"/>
     <w:p>
       <w:pPr>
         <w:pStyle w:val="Heading2"/>
       </w:pPr>
+      <w:bookmarkStart w:id="32" w:name="_4e1feb6d566da0ec9dbaf91b2cd24a4abd2ee68"/>
       <w:r>
         <w:t xml:space="preserve">Part 4. Answer Questions with One-Liners</w:t>
       </w:r>
+      <w:bookmarkEnd w:id="32"/>
     </w:p>
     <w:p>
       <w:pPr>
@@ -6517,14 +6519,15 @@
         <w:t xml:space="preserve">.</w:t>
       </w:r>
     </w:p>
-    <w:bookmarkStart w:id="31" w:name="_7bd66b84f39d3a8cfde4046a1643191f2e1dd38"/>
     <w:p>
       <w:pPr>
         <w:pStyle w:val="Heading3"/>
       </w:pPr>
+      <w:bookmarkStart w:id="33" w:name="_7bd66b84f39d3a8cfde4046a1643191f2e1dd38"/>
       <w:r>
         <w:t xml:space="preserve">Q1. How many requests failed?</w:t>
       </w:r>
+      <w:bookmarkEnd w:id="33"/>
     </w:p>
     <w:p>
       <w:pPr>
@@ -6595,15 +6598,15 @@
         <w:t xml:space="preserve">counts and prints the total number of lines matching the failure pattern. Out of 500 total lines, exactly 100 failed.</w:t>
       </w:r>
     </w:p>
-    <w:bookmarkEnd w:id="31"/>
-    <w:bookmarkStart w:id="32" w:name="_6f8088d61a7a57f576ca241bf0806a680e1ca21"/>
     <w:p>
       <w:pPr>
         <w:pStyle w:val="Heading3"/>
       </w:pPr>
+      <w:bookmarkStart w:id="34" w:name="_6f8088d61a7a57f576ca241bf0806a680e1ca21"/>
       <w:r>
         <w:t xml:space="preserve">Q2. How many different pages were requested, and which?</w:t>
       </w:r>
+      <w:bookmarkEnd w:id="34"/>
     </w:p>
     <w:p>
       <w:pPr>
@@ -6800,15 +6803,15 @@
         <w:t xml:space="preserve">).</w:t>
       </w:r>
     </w:p>
-    <w:bookmarkEnd w:id="32"/>
-    <w:bookmarkStart w:id="33" w:name="_4e4764c00bba9f9632130167013cf341665b9e7"/>
     <w:p>
       <w:pPr>
         <w:pStyle w:val="Heading3"/>
       </w:pPr>
+      <w:bookmarkStart w:id="35" w:name="_4e4764c00bba9f9632130167013cf341665b9e7"/>
       <w:r>
         <w:t xml:space="preserve">Q3. How many requests did each page get?</w:t>
       </w:r>
+      <w:bookmarkEnd w:id="35"/>
     </w:p>
     <w:p>
       <w:pPr>
@@ -7046,15 +7049,15 @@
         <w:t xml:space="preserve">, perfectly matching the total line count.</w:t>
       </w:r>
     </w:p>
-    <w:bookmarkEnd w:id="33"/>
-    <w:bookmarkStart w:id="34" w:name="_f3f369507b990e5ff8c2e94ac63389a2c816531"/>
     <w:p>
       <w:pPr>
         <w:pStyle w:val="Heading3"/>
       </w:pPr>
+      <w:bookmarkStart w:id="36" w:name="_f3f369507b990e5ff8c2e94ac63389a2c816531"/>
       <w:r>
         <w:t xml:space="preserve">Q4. Which user or users have the most failed requests, and how many?</w:t>
       </w:r>
+      <w:bookmarkEnd w:id="36"/>
     </w:p>
     <w:p>
       <w:pPr>
@@ -7535,15 +7538,15 @@
         <w:t xml:space="preserve">(matching Q1).</w:t>
       </w:r>
     </w:p>
-    <w:bookmarkEnd w:id="34"/>
-    <w:bookmarkStart w:id="35" w:name="_db79985ef35ce95fdbf2b29bc12f211df05c3ca"/>
     <w:p>
       <w:pPr>
         <w:pStyle w:val="Heading3"/>
       </w:pPr>
+      <w:bookmarkStart w:id="37" w:name="_db79985ef35ce95fdbf2b29bc12f211df05c3ca"/>
       <w:r>
         <w:t xml:space="preserve">Q5. How many requests did user3 make, and how many of them failed?</w:t>
       </w:r>
+      <w:bookmarkEnd w:id="37"/>
     </w:p>
     <w:p>
       <w:pPr>
@@ -7813,15 +7816,15 @@
         <w:t xml:space="preserve">and 57 succeeded.</w:t>
       </w:r>
     </w:p>
-    <w:bookmarkEnd w:id="35"/>
-    <w:bookmarkStart w:id="36" w:name="_0b3ebc00a1bfe4ab479afc0b798deba4a2503cb"/>
     <w:p>
       <w:pPr>
         <w:pStyle w:val="Heading3"/>
       </w:pPr>
+      <w:bookmarkStart w:id="38" w:name="_0b3ebc00a1bfe4ab479afc0b798deba4a2503cb"/>
       <w:r>
         <w:t xml:space="preserve">Q6. Print the last 3 failed requests, showing only time and user.</w:t>
       </w:r>
+      <w:bookmarkEnd w:id="38"/>
     </w:p>
     <w:p>
       <w:pPr>
@@ -8030,15 +8033,15 @@
         <w:t xml:space="preserve">extracts only the time and username fields.</w:t>
       </w:r>
     </w:p>
-    <w:bookmarkEnd w:id="36"/>
-    <w:bookmarkStart w:id="37" w:name="_1cbf0f824cb6a0062266fca58a71c2ffe4abf60"/>
     <w:p>
       <w:pPr>
         <w:pStyle w:val="Heading3"/>
       </w:pPr>
+      <w:bookmarkStart w:id="39" w:name="_1cbf0f824cb6a0062266fca58a71c2ffe4abf60"/>
       <w:r>
         <w:t xml:space="preserve">Q7. Which login shells appear in /etc/passwd, and how many accounts use each?</w:t>
       </w:r>
+      <w:bookmarkEnd w:id="39"/>
     </w:p>
     <w:p>
       <w:pPr>
@@ -8340,15 +8343,15 @@
         <w:t xml:space="preserve">.</w:t>
       </w:r>
     </w:p>
-    <w:bookmarkEnd w:id="37"/>
-    <w:bookmarkStart w:id="38" w:name="_e2dd2a0748ec6c265f17965991807f0cff14ddb"/>
     <w:p>
       <w:pPr>
         <w:pStyle w:val="Heading3"/>
       </w:pPr>
+      <w:bookmarkStart w:id="40" w:name="_e2dd2a0748ec6c265f17965991807f0cff14ddb"/>
       <w:r>
         <w:t xml:space="preserve">Q8. PREDICT, then explain: why do ls /etc | wc -l and ls -l /etc | wc -l differ by exactly one?</w:t>
       </w:r>
+      <w:bookmarkEnd w:id="40"/>
     </w:p>
     <w:p>
       <w:pPr>
@@ -8644,15 +8647,15 @@
         <w:t xml:space="preserve">).</w:t>
       </w:r>
     </w:p>
-    <w:bookmarkEnd w:id="38"/>
-    <w:bookmarkStart w:id="39" w:name="_e86b0b146bb148f78eed780fa2fcd0fe3a7ee3b"/>
     <w:p>
       <w:pPr>
         <w:pStyle w:val="Heading3"/>
       </w:pPr>
+      <w:bookmarkStart w:id="41" w:name="_e86b0b146bb148f78eed780fa2fcd0fe3a7ee3b"/>
       <w:r>
         <w:t xml:space="preserve">Bonus (+1): Regex for Minute Ending in 0 and Request Failed</w:t>
       </w:r>
+      <w:bookmarkEnd w:id="41"/>
     </w:p>
     <w:p>
       <w:pPr>
@@ -8979,12 +8982,11 @@
         <w:t xml:space="preserve">satisfy both criteria.</w:t>
       </w:r>
     </w:p>
-    <w:bookmarkEnd w:id="39"/>
-    <w:bookmarkStart w:id="40" w:name="_411462f292f296dc2da103619012d485f370829"/>
     <w:p>
       <w:pPr>
         <w:pStyle w:val="Heading3"/>
       </w:pPr>
+      <w:bookmarkStart w:id="42" w:name="_411462f292f296dc2da103619012d485f370829"/>
       <w:r>
         <w:t xml:space="preserve">Automated Run of</w:t>
       </w:r>
@@ -8997,6 +8999,7 @@
         </w:rPr>
         <w:t xml:space="preserve">oneliners.sh</w:t>
       </w:r>
+      <w:bookmarkEnd w:id="42"/>
     </w:p>
     <w:p>
       <w:pPr>
@@ -9406,22 +9409,21 @@
         </w:pict>
       </w:r>
     </w:p>
-    <w:bookmarkEnd w:id="40"/>
-    <w:bookmarkEnd w:id="41"/>
-    <w:bookmarkStart w:id="46" w:name="_1d98912a1dac9e04c40cb52c4c71c2a379d3f74"/>
     <w:p>
       <w:pPr>
         <w:pStyle w:val="Heading2"/>
       </w:pPr>
+      <w:bookmarkStart w:id="43" w:name="_1d98912a1dac9e04c40cb52c4c71c2a379d3f74"/>
       <w:r>
         <w:t xml:space="preserve">Part 5. Your First Script</w:t>
       </w:r>
-    </w:p>
-    <w:bookmarkStart w:id="42" w:name="_26cd695049e1c8b65ae92b47e08e91a02b912f3"/>
+      <w:bookmarkEnd w:id="43"/>
+    </w:p>
     <w:p>
       <w:pPr>
         <w:pStyle w:val="Heading3"/>
       </w:pPr>
+      <w:bookmarkStart w:id="44" w:name="_26cd695049e1c8b65ae92b47e08e91a02b912f3"/>
       <w:r>
         <w:t xml:space="preserve">1. Script Implementation (</w:t>
       </w:r>
@@ -9434,6 +9436,7 @@
       <w:r>
         <w:t xml:space="preserve">)</w:t>
       </w:r>
+      <w:bookmarkEnd w:id="44"/>
     </w:p>
     <w:p>
       <w:pPr>
@@ -10150,15 +10153,15 @@
         <w:t xml:space="preserve">done</w:t>
       </w:r>
     </w:p>
-    <w:bookmarkEnd w:id="42"/>
-    <w:bookmarkStart w:id="43" w:name="_5029de3e65f59671022cb20e870f6dd31ceb7e8"/>
     <w:p>
       <w:pPr>
         <w:pStyle w:val="Heading3"/>
       </w:pPr>
+      <w:bookmarkStart w:id="45" w:name="_5029de3e65f59671022cb20e870f6dd31ceb7e8"/>
       <w:r>
         <w:t xml:space="preserve">2. Execution and Error Handling</w:t>
       </w:r>
+      <w:bookmarkEnd w:id="45"/>
     </w:p>
     <w:p>
       <w:pPr>
@@ -10500,15 +10503,15 @@
         <w:t xml:space="preserve"> chmod +x report.sh</w:t>
       </w:r>
     </w:p>
-    <w:bookmarkEnd w:id="43"/>
-    <w:bookmarkStart w:id="44" w:name="_8103857ab571dd2340ec7621e393ded32f960d7"/>
     <w:p>
       <w:pPr>
         <w:pStyle w:val="Heading3"/>
       </w:pPr>
+      <w:bookmarkStart w:id="46" w:name="_8103857ab571dd2340ec7621e393ded32f960d7"/>
       <w:r>
         <w:t xml:space="preserve">Observe (Part 5 Answers)</w:t>
       </w:r>
+      <w:bookmarkEnd w:id="46"/>
     </w:p>
     <w:p>
       <w:pPr>
@@ -11007,15 +11010,15 @@
         <w:t xml:space="preserve">).</w:t>
       </w:r>
     </w:p>
-    <w:bookmarkEnd w:id="44"/>
-    <w:bookmarkStart w:id="45" w:name="_53cec3076de8b72d39187db389dbac4a5e852b1"/>
     <w:p>
       <w:pPr>
         <w:pStyle w:val="Heading3"/>
       </w:pPr>
+      <w:bookmarkStart w:id="47" w:name="_53cec3076de8b72d39187db389dbac4a5e852b1"/>
       <w:r>
         <w:t xml:space="preserve">Bonus (+1): Scheduled Execution via Cron</w:t>
       </w:r>
+      <w:bookmarkEnd w:id="47"/>
     </w:p>
     <w:p>
       <w:pPr>
@@ -11334,16 +11337,15 @@
         </w:pict>
       </w:r>
     </w:p>
-    <w:bookmarkEnd w:id="45"/>
-    <w:bookmarkEnd w:id="46"/>
-    <w:bookmarkStart w:id="47" w:name="_conclusions"/>
     <w:p>
       <w:pPr>
         <w:pStyle w:val="Heading2"/>
       </w:pPr>
+      <w:bookmarkStart w:id="48" w:name="_conclusions"/>
       <w:r>
         <w:t xml:space="preserve">Conclusions</w:t>
       </w:r>
+      <w:bookmarkEnd w:id="48"/>
     </w:p>
     <w:p>
       <w:pPr>
@@ -11718,8 +11720,6 @@
         <w:t xml:space="preserve">.</w:t>
       </w:r>
     </w:p>
-    <w:bookmarkEnd w:id="47"/>
-    <w:bookmarkEnd w:id="48"/>
     <w:sectPr>
       <w:footnotePr>
         <w:numRestart w:val="eachSect"/>
@@ -12263,10 +12263,10 @@
   <w:docDefaults>
     <w:rPrDefault>
       <w:rPr>
-        <w:rFonts w:asciiTheme="minorHAnsi" w:cstheme="minorBidi" w:eastAsiaTheme="minorEastAsia" w:hAnsiTheme="minorHAnsi"/>
+        <w:rFonts w:asciiTheme="minorHAnsi" w:eastAsiaTheme="minorEastAsia" w:hAnsiTheme="minorHAnsi" w:cstheme="minorBidi"/>
         <w:sz w:val="24"/>
         <w:szCs w:val="24"/>
-        <w:lang w:bidi="ar-SA" w:eastAsia="zh-CN" w:val="en-US"/>
+        <w:lang w:val="en-US" w:eastAsia="zh-CN" w:bidi="ar-SA"/>
       </w:rPr>
     </w:rPrDefault>
     <w:pPrDefault>
@@ -12275,35 +12275,35 @@
       </w:pPr>
     </w:pPrDefault>
   </w:docDefaults>
-  <w:latentStyles w:count="276" w:defLockedState="0" w:defQFormat="0" w:defSemiHidden="0" w:defUIPriority="0" w:defUnhideWhenUsed="0"/>
-  <w:style w:default="1" w:styleId="Normal" w:type="paragraph">
+  <w:latentStyles w:defLockedState="0" w:defUIPriority="0" w:defSemiHidden="0" w:defUnhideWhenUsed="0" w:defQFormat="0" w:count="276"/>
+  <w:style w:type="paragraph" w:default="1" w:styleId="Normal">
     <w:name w:val="Normal"/>
     <w:qFormat/>
   </w:style>
-  <w:style w:styleId="BodyText" w:type="paragraph">
+  <w:style w:type="paragraph" w:styleId="BodyText">
     <w:name w:val="Body Text"/>
     <w:basedOn w:val="Normal"/>
     <w:link w:val="BodyTextChar"/>
     <w:qFormat/>
     <w:pPr>
-      <w:spacing w:after="180" w:before="180"/>
+      <w:spacing w:before="180" w:after="180"/>
     </w:pPr>
   </w:style>
-  <w:style w:customStyle="1" w:styleId="FirstParagraph" w:type="paragraph">
+  <w:style w:type="paragraph" w:customStyle="1" w:styleId="FirstParagraph">
     <w:name w:val="First Paragraph"/>
     <w:basedOn w:val="BodyText"/>
     <w:next w:val="BodyText"/>
     <w:qFormat/>
   </w:style>
-  <w:style w:customStyle="1" w:styleId="Compact" w:type="paragraph">
+  <w:style w:type="paragraph" w:customStyle="1" w:styleId="Compact">
     <w:name w:val="Compact"/>
     <w:basedOn w:val="BodyText"/>
     <w:qFormat/>
     <w:pPr>
-      <w:spacing w:after="36" w:before="36"/>
+      <w:spacing w:before="36" w:after="36"/>
     </w:pPr>
   </w:style>
-  <w:style w:styleId="Title" w:type="paragraph">
+  <w:style w:type="paragraph" w:styleId="Title">
     <w:name w:val="Title"/>
     <w:basedOn w:val="Normal"/>
     <w:next w:val="BodyText"/>
@@ -12317,24 +12317,24 @@
       <w:jc w:val="center"/>
     </w:pPr>
     <w:rPr>
-      <w:rFonts w:asciiTheme="majorHAnsi" w:cstheme="majorBidi" w:eastAsiaTheme="majorEastAsia" w:hAnsiTheme="majorHAnsi"/>
+      <w:rFonts w:asciiTheme="majorHAnsi" w:eastAsiaTheme="majorEastAsia" w:hAnsiTheme="majorHAnsi" w:cstheme="majorBidi"/>
       <w:sz w:val="56"/>
       <w:szCs w:val="56"/>
     </w:rPr>
   </w:style>
-  <w:style w:customStyle="1" w:styleId="TitleChar" w:type="character">
+  <w:style w:type="character" w:customStyle="1" w:styleId="TitleChar">
     <w:name w:val="Title Char"/>
     <w:basedOn w:val="DefaultParagraphFont"/>
     <w:link w:val="Title"/>
     <w:uiPriority w:val="10"/>
     <w:rsid w:val="00A10FD9"/>
     <w:rPr>
-      <w:rFonts w:asciiTheme="majorHAnsi" w:cstheme="majorBidi" w:eastAsiaTheme="majorEastAsia" w:hAnsiTheme="majorHAnsi"/>
+      <w:rFonts w:asciiTheme="majorHAnsi" w:eastAsiaTheme="majorEastAsia" w:hAnsiTheme="majorHAnsi" w:cstheme="majorBidi"/>
       <w:sz w:val="56"/>
       <w:szCs w:val="56"/>
     </w:rPr>
   </w:style>
-  <w:style w:styleId="Subtitle" w:type="paragraph">
+  <w:style w:type="paragraph" w:styleId="Subtitle">
     <w:name w:val="Subtitle"/>
     <w:basedOn w:val="Title"/>
     <w:next w:val="BodyText"/>
@@ -12348,27 +12348,27 @@
       </w:numPr>
     </w:pPr>
     <w:rPr>
-      <w:rFonts w:cstheme="majorBidi" w:eastAsiaTheme="majorEastAsia"/>
+      <w:rFonts w:eastAsiaTheme="majorEastAsia" w:cstheme="majorBidi"/>
       <w:spacing w:val="15"/>
       <w:sz w:val="28"/>
       <w:szCs w:val="28"/>
     </w:rPr>
   </w:style>
-  <w:style w:customStyle="1" w:styleId="SubtitleChar" w:type="character">
+  <w:style w:type="character" w:customStyle="1" w:styleId="SubtitleChar">
     <w:name w:val="Subtitle Char"/>
     <w:basedOn w:val="DefaultParagraphFont"/>
     <w:link w:val="Subtitle"/>
     <w:uiPriority w:val="11"/>
     <w:rsid w:val="00A10FD9"/>
     <w:rPr>
-      <w:rFonts w:cstheme="majorBidi" w:eastAsiaTheme="majorEastAsia"/>
-      <w:color w:themeColor="text1" w:themeTint="A6" w:val="595959"/>
+      <w:rFonts w:eastAsiaTheme="majorEastAsia" w:cstheme="majorBidi"/>
+      <w:color w:val="595959" w:themeColor="text1" w:themeTint="A6"/>
       <w:spacing w:val="15"/>
       <w:sz w:val="28"/>
       <w:szCs w:val="28"/>
     </w:rPr>
   </w:style>
-  <w:style w:customStyle="1" w:styleId="Author" w:type="paragraph">
+  <w:style w:type="paragraph" w:customStyle="1" w:styleId="Author">
     <w:name w:val="Author"/>
     <w:basedOn w:val="Title"/>
     <w:next w:val="BodyText"/>
@@ -12382,7 +12382,7 @@
       <w:szCs w:val="24"/>
     </w:rPr>
   </w:style>
-  <w:style w:styleId="Date" w:type="paragraph">
+  <w:style w:type="paragraph" w:styleId="Date">
     <w:name w:val="Date"/>
     <w:basedOn w:val="Title"/>
     <w:next w:val="BodyText"/>
@@ -12396,7 +12396,7 @@
       <w:szCs w:val="24"/>
     </w:rPr>
   </w:style>
-  <w:style w:customStyle="1" w:styleId="AbstractTitle" w:type="paragraph">
+  <w:style w:type="paragraph" w:customStyle="1" w:styleId="AbstractTitle">
     <w:name w:val="Abstract Title"/>
     <w:basedOn w:val="Normal"/>
     <w:next w:val="Abstract"/>
@@ -12404,7 +12404,7 @@
     <w:pPr>
       <w:keepNext/>
       <w:keepLines/>
-      <w:spacing w:after="0" w:before="300"/>
+      <w:spacing w:before="300" w:after="0"/>
       <w:jc w:val="center"/>
     </w:pPr>
     <w:rPr>
@@ -12413,7 +12413,7 @@
       <w:szCs w:val="20"/>
     </w:rPr>
   </w:style>
-  <w:style w:customStyle="1" w:styleId="Abstract" w:type="paragraph">
+  <w:style w:type="paragraph" w:customStyle="1" w:styleId="Abstract">
     <w:name w:val="Abstract"/>
     <w:basedOn w:val="Normal"/>
     <w:next w:val="BodyText"/>
@@ -12421,14 +12421,14 @@
     <w:pPr>
       <w:keepNext/>
       <w:keepLines/>
-      <w:spacing w:after="300" w:before="100"/>
+      <w:spacing w:before="100" w:after="300"/>
     </w:pPr>
     <w:rPr>
       <w:sz w:val="20"/>
       <w:szCs w:val="20"/>
     </w:rPr>
   </w:style>
-  <w:style w:styleId="Bibliography" w:type="paragraph">
+  <w:style w:type="paragraph" w:styleId="Bibliography">
     <w:name w:val="Bibliography"/>
     <w:basedOn w:val="Normal"/>
     <w:next w:val="Bibliography"/>
@@ -12436,7 +12436,7 @@
     <w:pPr/>
     <w:rPr/>
   </w:style>
-  <w:style w:styleId="Heading1" w:type="paragraph">
+  <w:style w:type="paragraph" w:styleId="Heading1">
     <w:name w:val="heading 1"/>
     <w:basedOn w:val="Normal"/>
     <w:next w:val="BodyText"/>
@@ -12447,17 +12447,17 @@
     <w:pPr>
       <w:keepNext/>
       <w:keepLines/>
-      <w:spacing w:after="80" w:before="360"/>
+      <w:spacing w:before="360" w:after="80"/>
       <w:outlineLvl w:val="0"/>
     </w:pPr>
     <w:rPr>
-      <w:rFonts w:asciiTheme="majorHAnsi" w:cstheme="majorBidi" w:eastAsiaTheme="majorEastAsia" w:hAnsiTheme="majorHAnsi"/>
-      <w:color w:themeColor="accent1" w:themeShade="BF" w:val="0F4761"/>
+      <w:rFonts w:asciiTheme="majorHAnsi" w:eastAsiaTheme="majorEastAsia" w:hAnsiTheme="majorHAnsi" w:cstheme="majorBidi"/>
+      <w:color w:val="0F4761" w:themeColor="accent1" w:themeShade="BF"/>
       <w:sz w:val="40"/>
       <w:szCs w:val="40"/>
     </w:rPr>
   </w:style>
-  <w:style w:styleId="Heading2" w:type="paragraph">
+  <w:style w:type="paragraph" w:styleId="Heading2">
     <w:name w:val="heading 2"/>
     <w:basedOn w:val="Normal"/>
     <w:next w:val="BodyText"/>
@@ -12470,17 +12470,17 @@
     <w:pPr>
       <w:keepNext/>
       <w:keepLines/>
-      <w:spacing w:after="80" w:before="160"/>
+      <w:spacing w:before="160" w:after="80"/>
       <w:outlineLvl w:val="1"/>
     </w:pPr>
     <w:rPr>
-      <w:rFonts w:asciiTheme="majorHAnsi" w:cstheme="majorBidi" w:eastAsiaTheme="majorEastAsia" w:hAnsiTheme="majorHAnsi"/>
-      <w:color w:themeColor="accent1" w:themeShade="BF" w:val="0F4761"/>
+      <w:rFonts w:asciiTheme="majorHAnsi" w:eastAsiaTheme="majorEastAsia" w:hAnsiTheme="majorHAnsi" w:cstheme="majorBidi"/>
+      <w:color w:val="0F4761" w:themeColor="accent1" w:themeShade="BF"/>
       <w:sz w:val="32"/>
       <w:szCs w:val="32"/>
     </w:rPr>
   </w:style>
-  <w:style w:styleId="Heading3" w:type="paragraph">
+  <w:style w:type="paragraph" w:styleId="Heading3">
     <w:name w:val="heading 3"/>
     <w:basedOn w:val="Normal"/>
     <w:next w:val="BodyText"/>
@@ -12493,17 +12493,17 @@
     <w:pPr>
       <w:keepNext/>
       <w:keepLines/>
-      <w:spacing w:after="80" w:before="160"/>
+      <w:spacing w:before="160" w:after="80"/>
       <w:outlineLvl w:val="2"/>
     </w:pPr>
     <w:rPr>
-      <w:rFonts w:cstheme="majorBidi" w:eastAsiaTheme="majorEastAsia"/>
-      <w:color w:themeColor="accent1" w:themeShade="BF" w:val="0F4761"/>
+      <w:rFonts w:eastAsiaTheme="majorEastAsia" w:cstheme="majorBidi"/>
+      <w:color w:val="0F4761" w:themeColor="accent1" w:themeShade="BF"/>
       <w:sz w:val="28"/>
       <w:szCs w:val="28"/>
     </w:rPr>
   </w:style>
-  <w:style w:styleId="Heading4" w:type="paragraph">
+  <w:style w:type="paragraph" w:styleId="Heading4">
     <w:name w:val="heading 4"/>
     <w:basedOn w:val="Normal"/>
     <w:next w:val="BodyText"/>
@@ -12516,17 +12516,17 @@
     <w:pPr>
       <w:keepNext/>
       <w:keepLines/>
-      <w:spacing w:after="40" w:before="80"/>
+      <w:spacing w:before="80" w:after="40"/>
       <w:outlineLvl w:val="3"/>
     </w:pPr>
     <w:rPr>
-      <w:rFonts w:cstheme="majorBidi" w:eastAsiaTheme="majorEastAsia"/>
+      <w:rFonts w:eastAsiaTheme="majorEastAsia" w:cstheme="majorBidi"/>
       <w:i/>
       <w:iCs/>
-      <w:color w:themeColor="accent1" w:themeShade="BF" w:val="0F4761"/>
+      <w:color w:val="0F4761" w:themeColor="accent1" w:themeShade="BF"/>
     </w:rPr>
   </w:style>
-  <w:style w:styleId="Heading5" w:type="paragraph">
+  <w:style w:type="paragraph" w:styleId="Heading5">
     <w:name w:val="heading 5"/>
     <w:basedOn w:val="Normal"/>
     <w:next w:val="BodyText"/>
@@ -12539,15 +12539,15 @@
     <w:pPr>
       <w:keepNext/>
       <w:keepLines/>
-      <w:spacing w:after="40" w:before="80"/>
+      <w:spacing w:before="80" w:after="40"/>
       <w:outlineLvl w:val="4"/>
     </w:pPr>
     <w:rPr>
-      <w:rFonts w:cstheme="majorBidi" w:eastAsiaTheme="majorEastAsia"/>
-      <w:color w:themeColor="accent1" w:themeShade="BF" w:val="0F4761"/>
+      <w:rFonts w:eastAsiaTheme="majorEastAsia" w:cstheme="majorBidi"/>
+      <w:color w:val="0F4761" w:themeColor="accent1" w:themeShade="BF"/>
     </w:rPr>
   </w:style>
-  <w:style w:styleId="Heading6" w:type="paragraph">
+  <w:style w:type="paragraph" w:styleId="Heading6">
     <w:name w:val="heading 6"/>
     <w:basedOn w:val="Normal"/>
     <w:next w:val="BodyText"/>
@@ -12560,17 +12560,17 @@
     <w:pPr>
       <w:keepNext/>
       <w:keepLines/>
-      <w:spacing w:after="0" w:before="40"/>
+      <w:spacing w:before="40" w:after="0"/>
       <w:outlineLvl w:val="5"/>
     </w:pPr>
     <w:rPr>
-      <w:rFonts w:cstheme="majorBidi" w:eastAsiaTheme="majorEastAsia"/>
+      <w:rFonts w:eastAsiaTheme="majorEastAsia" w:cstheme="majorBidi"/>
       <w:i/>
       <w:iCs/>
-      <w:color w:themeColor="text1" w:themeTint="A6" w:val="595959"/>
+      <w:color w:val="595959" w:themeColor="text1" w:themeTint="A6"/>
     </w:rPr>
   </w:style>
-  <w:style w:styleId="Heading7" w:type="paragraph">
+  <w:style w:type="paragraph" w:styleId="Heading7">
     <w:name w:val="heading 7"/>
     <w:basedOn w:val="Normal"/>
     <w:next w:val="BodyText"/>
@@ -12583,15 +12583,15 @@
     <w:pPr>
       <w:keepNext/>
       <w:keepLines/>
-      <w:spacing w:after="0" w:before="40"/>
+      <w:spacing w:before="40" w:after="0"/>
       <w:outlineLvl w:val="6"/>
     </w:pPr>
     <w:rPr>
-      <w:rFonts w:cstheme="majorBidi" w:eastAsiaTheme="majorEastAsia"/>
-      <w:color w:themeColor="text1" w:themeTint="A6" w:val="595959"/>
+      <w:rFonts w:eastAsiaTheme="majorEastAsia" w:cstheme="majorBidi"/>
+      <w:color w:val="595959" w:themeColor="text1" w:themeTint="A6"/>
     </w:rPr>
   </w:style>
-  <w:style w:styleId="Heading8" w:type="paragraph">
+  <w:style w:type="paragraph" w:styleId="Heading8">
     <w:name w:val="heading 8"/>
     <w:basedOn w:val="Normal"/>
     <w:next w:val="BodyText"/>
@@ -12608,13 +12608,13 @@
       <w:outlineLvl w:val="7"/>
     </w:pPr>
     <w:rPr>
-      <w:rFonts w:cstheme="majorBidi" w:eastAsiaTheme="majorEastAsia"/>
+      <w:rFonts w:eastAsiaTheme="majorEastAsia" w:cstheme="majorBidi"/>
       <w:i/>
       <w:iCs/>
-      <w:color w:themeColor="text1" w:themeTint="D8" w:val="272727"/>
+      <w:color w:val="272727" w:themeColor="text1" w:themeTint="D8"/>
     </w:rPr>
   </w:style>
-  <w:style w:styleId="Heading9" w:type="paragraph">
+  <w:style w:type="paragraph" w:styleId="Heading9">
     <w:name w:val="heading 9"/>
     <w:basedOn w:val="Normal"/>
     <w:next w:val="BodyText"/>
@@ -12631,24 +12631,24 @@
       <w:outlineLvl w:val="8"/>
     </w:pPr>
     <w:rPr>
-      <w:rFonts w:cstheme="majorBidi" w:eastAsiaTheme="majorEastAsia"/>
-      <w:color w:themeColor="text1" w:themeTint="D8" w:val="272727"/>
+      <w:rFonts w:eastAsiaTheme="majorEastAsia" w:cstheme="majorBidi"/>
+      <w:color w:val="272727" w:themeColor="text1" w:themeTint="D8"/>
     </w:rPr>
   </w:style>
-  <w:style w:customStyle="1" w:styleId="Heading1Char" w:type="character">
+  <w:style w:type="character" w:customStyle="1" w:styleId="Heading1Char">
     <w:name w:val="Heading 1 Char"/>
     <w:basedOn w:val="DefaultParagraphFont"/>
     <w:link w:val="Heading1"/>
     <w:uiPriority w:val="9"/>
     <w:rsid w:val="00A10FD9"/>
     <w:rPr>
-      <w:rFonts w:asciiTheme="majorHAnsi" w:cstheme="majorBidi" w:eastAsiaTheme="majorEastAsia" w:hAnsiTheme="majorHAnsi"/>
-      <w:color w:themeColor="accent1" w:themeShade="BF" w:val="0F4761"/>
+      <w:rFonts w:asciiTheme="majorHAnsi" w:eastAsiaTheme="majorEastAsia" w:hAnsiTheme="majorHAnsi" w:cstheme="majorBidi"/>
+      <w:color w:val="0F4761" w:themeColor="accent1" w:themeShade="BF"/>
       <w:sz w:val="40"/>
       <w:szCs w:val="40"/>
     </w:rPr>
   </w:style>
-  <w:style w:customStyle="1" w:styleId="Heading2Char" w:type="character">
+  <w:style w:type="character" w:customStyle="1" w:styleId="Heading2Char">
     <w:name w:val="Heading 2 Char"/>
     <w:basedOn w:val="DefaultParagraphFont"/>
     <w:link w:val="Heading2"/>
@@ -12656,13 +12656,13 @@
     <w:semiHidden/>
     <w:rsid w:val="00A10FD9"/>
     <w:rPr>
-      <w:rFonts w:asciiTheme="majorHAnsi" w:cstheme="majorBidi" w:eastAsiaTheme="majorEastAsia" w:hAnsiTheme="majorHAnsi"/>
-      <w:color w:themeColor="accent1" w:themeShade="BF" w:val="0F4761"/>
+      <w:rFonts w:asciiTheme="majorHAnsi" w:eastAsiaTheme="majorEastAsia" w:hAnsiTheme="majorHAnsi" w:cstheme="majorBidi"/>
+      <w:color w:val="0F4761" w:themeColor="accent1" w:themeShade="BF"/>
       <w:sz w:val="32"/>
       <w:szCs w:val="32"/>
     </w:rPr>
   </w:style>
-  <w:style w:customStyle="1" w:styleId="Heading3Char" w:type="character">
+  <w:style w:type="character" w:customStyle="1" w:styleId="Heading3Char">
     <w:name w:val="Heading 3 Char"/>
     <w:basedOn w:val="DefaultParagraphFont"/>
     <w:link w:val="Heading3"/>
@@ -12670,13 +12670,13 @@
     <w:semiHidden/>
     <w:rsid w:val="00A10FD9"/>
     <w:rPr>
-      <w:rFonts w:cstheme="majorBidi" w:eastAsiaTheme="majorEastAsia"/>
-      <w:color w:themeColor="accent1" w:themeShade="BF" w:val="0F4761"/>
+      <w:rFonts w:eastAsiaTheme="majorEastAsia" w:cstheme="majorBidi"/>
+      <w:color w:val="0F4761" w:themeColor="accent1" w:themeShade="BF"/>
       <w:sz w:val="28"/>
       <w:szCs w:val="28"/>
     </w:rPr>
   </w:style>
-  <w:style w:customStyle="1" w:styleId="Heading4Char" w:type="character">
+  <w:style w:type="character" w:customStyle="1" w:styleId="Heading4Char">
     <w:name w:val="Heading 4 Char"/>
     <w:basedOn w:val="DefaultParagraphFont"/>
     <w:link w:val="Heading4"/>
@@ -12684,13 +12684,13 @@
     <w:semiHidden/>
     <w:rsid w:val="00A10FD9"/>
     <w:rPr>
-      <w:rFonts w:cstheme="majorBidi" w:eastAsiaTheme="majorEastAsia"/>
+      <w:rFonts w:eastAsiaTheme="majorEastAsia" w:cstheme="majorBidi"/>
       <w:i/>
       <w:iCs/>
-      <w:color w:themeColor="accent1" w:themeShade="BF" w:val="0F4761"/>
+      <w:color w:val="0F4761" w:themeColor="accent1" w:themeShade="BF"/>
     </w:rPr>
   </w:style>
-  <w:style w:customStyle="1" w:styleId="Heading5Char" w:type="character">
+  <w:style w:type="character" w:customStyle="1" w:styleId="Heading5Char">
     <w:name w:val="Heading 5 Char"/>
     <w:basedOn w:val="DefaultParagraphFont"/>
     <w:link w:val="Heading5"/>
@@ -12698,11 +12698,11 @@
     <w:semiHidden/>
     <w:rsid w:val="00A10FD9"/>
     <w:rPr>
-      <w:rFonts w:cstheme="majorBidi" w:eastAsiaTheme="majorEastAsia"/>
-      <w:color w:themeColor="accent1" w:themeShade="BF" w:val="0F4761"/>
+      <w:rFonts w:eastAsiaTheme="majorEastAsia" w:cstheme="majorBidi"/>
+      <w:color w:val="0F4761" w:themeColor="accent1" w:themeShade="BF"/>
     </w:rPr>
   </w:style>
-  <w:style w:customStyle="1" w:styleId="Heading6Char" w:type="character">
+  <w:style w:type="character" w:customStyle="1" w:styleId="Heading6Char">
     <w:name w:val="Heading 6 Char"/>
     <w:basedOn w:val="DefaultParagraphFont"/>
     <w:link w:val="Heading6"/>
@@ -12710,13 +12710,13 @@
     <w:semiHidden/>
     <w:rsid w:val="00A10FD9"/>
     <w:rPr>
-      <w:rFonts w:cstheme="majorBidi" w:eastAsiaTheme="majorEastAsia"/>
+      <w:rFonts w:eastAsiaTheme="majorEastAsia" w:cstheme="majorBidi"/>
       <w:i/>
       <w:iCs/>
-      <w:color w:themeColor="text1" w:themeTint="A6" w:val="595959"/>
+      <w:color w:val="595959" w:themeColor="text1" w:themeTint="A6"/>
     </w:rPr>
   </w:style>
-  <w:style w:customStyle="1" w:styleId="Heading7Char" w:type="character">
+  <w:style w:type="character" w:customStyle="1" w:styleId="Heading7Char">
     <w:name w:val="Heading 7 Char"/>
     <w:basedOn w:val="DefaultParagraphFont"/>
     <w:link w:val="Heading7"/>
@@ -12724,11 +12724,11 @@
     <w:semiHidden/>
     <w:rsid w:val="00A10FD9"/>
     <w:rPr>
-      <w:rFonts w:cstheme="majorBidi" w:eastAsiaTheme="majorEastAsia"/>
-      <w:color w:themeColor="text1" w:themeTint="A6" w:val="595959"/>
+      <w:rFonts w:eastAsiaTheme="majorEastAsia" w:cstheme="majorBidi"/>
+      <w:color w:val="595959" w:themeColor="text1" w:themeTint="A6"/>
     </w:rPr>
   </w:style>
-  <w:style w:customStyle="1" w:styleId="Heading8Char" w:type="character">
+  <w:style w:type="character" w:customStyle="1" w:styleId="Heading8Char">
     <w:name w:val="Heading 8 Char"/>
     <w:basedOn w:val="DefaultParagraphFont"/>
     <w:link w:val="Heading8"/>
@@ -12736,13 +12736,13 @@
     <w:semiHidden/>
     <w:rsid w:val="00A10FD9"/>
     <w:rPr>
-      <w:rFonts w:cstheme="majorBidi" w:eastAsiaTheme="majorEastAsia"/>
+      <w:rFonts w:eastAsiaTheme="majorEastAsia" w:cstheme="majorBidi"/>
       <w:i/>
       <w:iCs/>
-      <w:color w:themeColor="text1" w:themeTint="D8" w:val="272727"/>
+      <w:color w:val="272727" w:themeColor="text1" w:themeTint="D8"/>
     </w:rPr>
   </w:style>
-  <w:style w:customStyle="1" w:styleId="Heading9Char" w:type="character">
+  <w:style w:type="character" w:customStyle="1" w:styleId="Heading9Char">
     <w:name w:val="Heading 9 Char"/>
     <w:basedOn w:val="DefaultParagraphFont"/>
     <w:link w:val="Heading9"/>
@@ -12750,11 +12750,11 @@
     <w:semiHidden/>
     <w:rsid w:val="00A10FD9"/>
     <w:rPr>
-      <w:rFonts w:cstheme="majorBidi" w:eastAsiaTheme="majorEastAsia"/>
-      <w:color w:themeColor="text1" w:themeTint="D8" w:val="272727"/>
+      <w:rFonts w:eastAsiaTheme="majorEastAsia" w:cstheme="majorBidi"/>
+      <w:color w:val="272727" w:themeColor="text1" w:themeTint="D8"/>
     </w:rPr>
   </w:style>
-  <w:style w:styleId="BlockText" w:type="paragraph">
+  <w:style w:type="paragraph" w:styleId="BlockText">
     <w:name w:val="Block Text"/>
     <w:basedOn w:val="BodyText"/>
     <w:next w:val="BodyText"/>
@@ -12762,11 +12762,11 @@
     <w:unhideWhenUsed/>
     <w:qFormat/>
     <w:pPr>
-      <w:spacing w:after="100" w:before="100"/>
+      <w:spacing w:before="100" w:after="100"/>
       <w:ind w:firstLine="0" w:left="480" w:right="480"/>
     </w:pPr>
   </w:style>
-  <w:style w:styleId="FootnoteText" w:type="paragraph">
+  <w:style w:type="paragraph" w:styleId="FootnoteText">
     <w:name w:val="Footnote Text"/>
     <w:basedOn w:val="Normal"/>
     <w:next w:val="FootnoteText"/>
@@ -12774,7 +12774,7 @@
     <w:unhideWhenUsed/>
     <w:qFormat/>
   </w:style>
-  <w:style w:styleId="FootnoteBlockText" w:type="paragraph">
+  <w:style w:type="paragraph" w:styleId="FootnoteBlockText">
     <w:name w:val="Footnote Block Text"/>
     <w:basedOn w:val="FootnoteText"/>
     <w:next w:val="FootnoteText"/>
@@ -12782,28 +12782,26 @@
     <w:unhideWhenUsed/>
     <w:qFormat/>
     <w:pPr>
-      <w:spacing w:after="100" w:before="100"/>
+      <w:spacing w:before="100" w:after="100"/>
       <w:ind w:firstLine="0" w:left="480" w:right="480"/>
     </w:pPr>
   </w:style>
-  <w:style w:default="1" w:styleId="DefaultParagraphFont" w:type="character">
+  <w:style w:type="character" w:default="1" w:styleId="DefaultParagraphFont">
     <w:name w:val="Default Paragraph Font"/>
     <w:semiHidden/>
     <w:unhideWhenUsed/>
   </w:style>
-  <w:style w:default="1" w:styleId="Table" w:type="table">
+  <w:style w:type="table" w:default="1" w:styleId="Table">
     <w:name w:val="Table"/>
     <w:basedOn w:val="TableNormal"/>
-    <w:semiHidden/>
-    <w:unhideWhenUsed/>
     <w:qFormat/>
     <w:tblPr>
-      <w:tblInd w:type="dxa" w:w="0"/>
+      <w:tblInd w:w="0" w:type="dxa"/>
       <w:tblCellMar>
-        <w:top w:type="dxa" w:w="0"/>
-        <w:left w:type="dxa" w:w="108"/>
-        <w:bottom w:type="dxa" w:w="0"/>
-        <w:right w:type="dxa" w:w="108"/>
+        <w:top w:w="0" w:type="dxa"/>
+        <w:left w:w="108" w:type="dxa"/>
+        <w:bottom w:w="0" w:type="dxa"/>
+        <w:right w:w="108" w:type="dxa"/>
       </w:tblCellMar>
     </w:tblPr>
     <w:tblStylePr w:type="firstRow">
@@ -12815,7 +12813,7 @@
       </w:tcPr>
     </w:tblStylePr>
   </w:style>
-  <w:style w:customStyle="1" w:styleId="DefinitionTerm" w:type="paragraph">
+  <w:style w:type="paragraph" w:customStyle="1" w:styleId="DefinitionTerm">
     <w:name w:val="Definition Term"/>
     <w:basedOn w:val="Normal"/>
     <w:next w:val="Definition"/>
@@ -12828,49 +12826,49 @@
       <w:b/>
     </w:rPr>
   </w:style>
-  <w:style w:customStyle="1" w:styleId="Definition" w:type="paragraph">
+  <w:style w:type="paragraph" w:customStyle="1" w:styleId="Definition">
     <w:name w:val="Definition"/>
     <w:basedOn w:val="Normal"/>
   </w:style>
-  <w:style w:styleId="Caption" w:type="paragraph">
+  <w:style w:type="paragraph" w:styleId="Caption">
     <w:name w:val="Caption"/>
     <w:basedOn w:val="Normal"/>
     <w:link w:val="BodyTextChar"/>
     <w:pPr>
-      <w:spacing w:after="120" w:before="0"/>
+      <w:spacing w:before="0" w:after="120"/>
     </w:pPr>
     <w:rPr>
       <w:i/>
     </w:rPr>
   </w:style>
-  <w:style w:customStyle="1" w:styleId="TableCaption" w:type="paragraph">
+  <w:style w:type="paragraph" w:customStyle="1" w:styleId="TableCaption">
     <w:name w:val="Table Caption"/>
     <w:basedOn w:val="Caption"/>
     <w:pPr>
       <w:keepNext/>
     </w:pPr>
   </w:style>
-  <w:style w:customStyle="1" w:styleId="ImageCaption" w:type="paragraph">
+  <w:style w:type="paragraph" w:customStyle="1" w:styleId="ImageCaption">
     <w:name w:val="Image Caption"/>
     <w:basedOn w:val="Caption"/>
   </w:style>
-  <w:style w:customStyle="1" w:styleId="Figure" w:type="paragraph">
+  <w:style w:type="paragraph" w:customStyle="1" w:styleId="Figure">
     <w:name w:val="Figure"/>
     <w:basedOn w:val="Normal"/>
   </w:style>
-  <w:style w:customStyle="1" w:styleId="CaptionedFigure" w:type="paragraph">
+  <w:style w:type="paragraph" w:customStyle="1" w:styleId="CaptionedFigure">
     <w:name w:val="Captioned Figure"/>
     <w:basedOn w:val="Figure"/>
     <w:pPr>
       <w:keepNext/>
     </w:pPr>
   </w:style>
-  <w:style w:customStyle="1" w:styleId="BodyTextChar" w:type="character">
+  <w:style w:type="character" w:customStyle="1" w:styleId="BodyTextChar">
     <w:name w:val="Body Text Char"/>
     <w:basedOn w:val="DefaultParagraphFont"/>
     <w:link w:val="BodyText"/>
   </w:style>
-  <w:style w:customStyle="1" w:styleId="VerbatimChar" w:type="character">
+  <w:style w:type="character" w:customStyle="1" w:styleId="VerbatimChar">
     <w:name w:val="Verbatim Char"/>
     <w:basedOn w:val="BodyTextChar"/>
     <w:rPr>
@@ -12878,25 +12876,25 @@
       <w:sz w:val="22"/>
     </w:rPr>
   </w:style>
-  <w:style w:customStyle="1" w:styleId="SectionNumber" w:type="character">
+  <w:style w:type="character" w:customStyle="1" w:styleId="SectionNumber">
     <w:name w:val="Section Number"/>
     <w:basedOn w:val="BodyTextChar"/>
   </w:style>
-  <w:style w:styleId="FootnoteReference" w:type="character">
+  <w:style w:type="character" w:styleId="FootnoteReference">
     <w:name w:val="Footnote Reference"/>
     <w:basedOn w:val="BodyTextChar"/>
     <w:rPr>
       <w:vertAlign w:val="superscript"/>
     </w:rPr>
   </w:style>
-  <w:style w:styleId="Hyperlink" w:type="character">
+  <w:style w:type="character" w:styleId="Hyperlink">
     <w:name w:val="Hyperlink"/>
     <w:basedOn w:val="BodyTextChar"/>
     <w:rPr>
-      <w:color w:themeColor="accent1" w:val="4F81BD"/>
+      <w:color w:val="4F81BD" w:themeColor="accent1"/>
     </w:rPr>
   </w:style>
-  <w:style w:styleId="TOCHeading" w:type="paragraph">
+  <w:style w:type="paragraph" w:styleId="TOCHeading">
     <w:name w:val="TOC Heading"/>
     <w:basedOn w:val="Heading1"/>
     <w:next w:val="BodyText"/>
@@ -12908,10 +12906,10 @@
       <w:outlineLvl w:val="9"/>
     </w:pPr>
     <w:rPr>
-      <w:rFonts w:asciiTheme="majorHAnsi" w:cstheme="majorBidi" w:eastAsiaTheme="majorEastAsia" w:hAnsiTheme="majorHAnsi"/>
+      <w:rFonts w:asciiTheme="majorHAnsi" w:eastAsiaTheme="majorEastAsia" w:hAnsiTheme="majorHAnsi" w:cstheme="majorBidi"/>
       <w:b w:val="0"/>
       <w:bCs w:val="0"/>
-      <w:color w:themeColor="accent1" w:themeShade="BF" w:val="365F91"/>
+      <w:color w:val="365F91" w:themeColor="accent1" w:themeShade="BF"/>
     </w:rPr>
   </w:style>
   <w:style w:type="paragraph" w:customStyle="1" w:styleId="SourceCode">
